--- a/Supplementary Information/Index Overview.docx
+++ b/Supplementary Information/Index Overview.docx
@@ -5,10 +5,79 @@
     <w:p>
       <w:pPr>
         <w:pStyle w:val="Normal"/>
-      </w:pPr>
-      <w:r>
-        <w:rPr/>
-        <w:t>GENERAL STRUCTURE: definitions → the problem → why it matters → the solution</w:t>
+        <w:rPr>
+          <w:b w:val="1"/>
+          <w:bCs w:val="1"/>
+        </w:rPr>
+      </w:pPr>
+      <w:r>
+        <w:rPr>
+          <w:b w:val="1"/>
+          <w:bCs w:val="1"/>
+        </w:rPr>
+        <w:t>What is a low resource language?</w:t>
+      </w:r>
+    </w:p>
+    <w:p>
+      <w:pPr>
+        <w:pStyle w:val="Normal"/>
+      </w:pPr>
+      <w:r>
+        <w:rPr/>
+        <w:t xml:space="preserve">A low-resource language (LRL) is a human language that lacks the digital text, audio data, and computational resources needed to develop modern artificial intelligence (AI), natural language processing (NLP), and machine translation systems. These languages often have little digital presence and limited machine-readable content, making it difficult for AI systems to learn or generate </w:t>
+      </w:r>
+      <w:r>
+        <w:rPr/>
+        <w:t>accurate</w:t>
+      </w:r>
+      <w:r>
+        <w:rPr/>
+        <w:t xml:space="preserve"> outputs.</w:t>
+      </w:r>
+    </w:p>
+    <w:p>
+      <w:pPr>
+        <w:pStyle w:val="Normal"/>
+      </w:pPr>
+      <w:r>
+        <w:rPr/>
+        <w:t>Importantly, low-resource does not necessarily mean low-</w:t>
+      </w:r>
+      <w:bookmarkStart w:name="_Int_5LkWosvB" w:id="1186049233"/>
+      <w:r>
+        <w:rPr/>
+        <w:t>speaker</w:t>
+      </w:r>
+      <w:bookmarkEnd w:id="1186049233"/>
+      <w:r>
+        <w:rPr/>
+        <w:t xml:space="preserve">. A language may have millions of native speakers yet still be considered </w:t>
+      </w:r>
+      <w:bookmarkStart w:name="_Int_6cyjtzJX" w:id="1356527918"/>
+      <w:r>
+        <w:rPr/>
+        <w:t>low-resource</w:t>
+      </w:r>
+      <w:bookmarkEnd w:id="1356527918"/>
+      <w:r>
+        <w:rPr/>
+        <w:t xml:space="preserve"> if it has limited representation online or in digital datasets.</w:t>
+      </w:r>
+    </w:p>
+    <w:p>
+      <w:pPr>
+        <w:pStyle w:val="Normal"/>
+        <w:rPr>
+          <w:b w:val="0"/>
+          <w:bCs w:val="0"/>
+        </w:rPr>
+      </w:pPr>
+      <w:r>
+        <w:rPr>
+          <w:b w:val="0"/>
+          <w:bCs w:val="0"/>
+        </w:rPr>
+        <w:t>Low-resource languages typically face two fundamental challenges:</w:t>
       </w:r>
     </w:p>
     <w:p>
@@ -23,7 +92,11 @@
       </w:pPr>
       <w:r>
         <w:rPr/>
-        <w:t>What is a low resource language</w:t>
+        <w:t>Limited data availability</w:t>
+      </w:r>
+      <w:r>
+        <w:rPr/>
+        <w:t>. There is an insufficient amount of both labeled and unlabeled language data available for AI training</w:t>
       </w:r>
     </w:p>
     <w:p>
@@ -38,151 +111,6 @@
       </w:pPr>
       <w:r>
         <w:rPr/>
-        <w:t>What is the language data gap</w:t>
-      </w:r>
-    </w:p>
-    <w:p>
-      <w:pPr>
-        <w:pStyle w:val="Normal"/>
-        <w:rPr>
-          <w:rFonts w:ascii="Arial" w:hAnsi="Arial" w:eastAsia="Arial" w:cs="Arial"/>
-          <w:color w:val="000000" w:themeColor="text1" w:themeTint="FF" w:themeShade="FF"/>
-          <w:sz w:val="22"/>
-          <w:szCs w:val="22"/>
-        </w:rPr>
-      </w:pPr>
-      <w:r>
-        <w:rPr/>
-        <w:t>Why is the language gap important + recommendations for how to bridge it</w:t>
-      </w:r>
-    </w:p>
-    <w:p>
-      <w:pPr>
-        <w:pStyle w:val="Normal"/>
-      </w:pPr>
-      <w:r>
-        <w:rPr/>
-        <w:t>Purpose of the index + how it connects these issues together</w:t>
-      </w:r>
-    </w:p>
-    <w:p>
-      <w:pPr>
-        <w:pStyle w:val="Normal"/>
-      </w:pPr>
-      <w:r>
-        <w:rPr/>
-        <w:t>_________________________________</w:t>
-      </w:r>
-    </w:p>
-    <w:p>
-      <w:pPr>
-        <w:pStyle w:val="Normal"/>
-        <w:rPr>
-          <w:b w:val="1"/>
-          <w:bCs w:val="1"/>
-        </w:rPr>
-      </w:pPr>
-      <w:r>
-        <w:rPr>
-          <w:b w:val="1"/>
-          <w:bCs w:val="1"/>
-        </w:rPr>
-        <w:t>What is a low resource language?</w:t>
-      </w:r>
-    </w:p>
-    <w:p>
-      <w:pPr>
-        <w:pStyle w:val="Normal"/>
-      </w:pPr>
-      <w:r>
-        <w:rPr/>
-        <w:t xml:space="preserve">A low-resource language (LRL) is a human language that lacks the digital text, audio data, and computational resources needed to develop modern artificial intelligence (AI), natural language processing (NLP), and machine translation systems. These languages often have little digital presence and limited machine-readable content, making it difficult for AI systems to learn or generate </w:t>
-      </w:r>
-      <w:r>
-        <w:rPr/>
-        <w:t>accurate</w:t>
-      </w:r>
-      <w:r>
-        <w:rPr/>
-        <w:t xml:space="preserve"> outputs.</w:t>
-      </w:r>
-    </w:p>
-    <w:p>
-      <w:pPr>
-        <w:pStyle w:val="Normal"/>
-      </w:pPr>
-      <w:r>
-        <w:rPr/>
-        <w:t>Importantly, low-resource does not necessarily mean low-</w:t>
-      </w:r>
-      <w:bookmarkStart w:name="_Int_5LkWosvB" w:id="1186049233"/>
-      <w:r>
-        <w:rPr/>
-        <w:t>speaker</w:t>
-      </w:r>
-      <w:bookmarkEnd w:id="1186049233"/>
-      <w:r>
-        <w:rPr/>
-        <w:t xml:space="preserve">. A language may have millions of native speakers yet still be considered </w:t>
-      </w:r>
-      <w:bookmarkStart w:name="_Int_6cyjtzJX" w:id="1356527918"/>
-      <w:r>
-        <w:rPr/>
-        <w:t>low-resource</w:t>
-      </w:r>
-      <w:bookmarkEnd w:id="1356527918"/>
-      <w:r>
-        <w:rPr/>
-        <w:t xml:space="preserve"> if it has limited representation online or in digital datasets.</w:t>
-      </w:r>
-    </w:p>
-    <w:p>
-      <w:pPr>
-        <w:pStyle w:val="Normal"/>
-        <w:rPr>
-          <w:b w:val="0"/>
-          <w:bCs w:val="0"/>
-        </w:rPr>
-      </w:pPr>
-      <w:r>
-        <w:rPr>
-          <w:b w:val="0"/>
-          <w:bCs w:val="0"/>
-        </w:rPr>
-        <w:t>Low-resource languages typically face two fundamental challenges:</w:t>
-      </w:r>
-    </w:p>
-    <w:p>
-      <w:pPr>
-        <w:pStyle w:val="Normal"/>
-        <w:rPr>
-          <w:rFonts w:ascii="Arial" w:hAnsi="Arial" w:eastAsia="Arial" w:cs="Arial"/>
-          <w:color w:val="000000" w:themeColor="text1" w:themeTint="FF" w:themeShade="FF"/>
-          <w:sz w:val="22"/>
-          <w:szCs w:val="22"/>
-        </w:rPr>
-      </w:pPr>
-      <w:r>
-        <w:rPr/>
-        <w:t>Limited data availability</w:t>
-      </w:r>
-      <w:r>
-        <w:rPr/>
-        <w:t>. There is an insufficient amount of both labeled and unlabeled language data available for AI training</w:t>
-      </w:r>
-    </w:p>
-    <w:p>
-      <w:pPr>
-        <w:pStyle w:val="Normal"/>
-        <w:rPr>
-          <w:rFonts w:ascii="Arial" w:hAnsi="Arial" w:eastAsia="Arial" w:cs="Arial"/>
-          <w:color w:val="000000" w:themeColor="text1" w:themeTint="FF" w:themeShade="FF"/>
-          <w:sz w:val="22"/>
-          <w:szCs w:val="22"/>
-        </w:rPr>
-      </w:pPr>
-      <w:r>
-        <w:rPr/>
         <w:t>Poor data quality</w:t>
       </w:r>
       <w:r>
@@ -245,10 +173,12 @@
         <w:rPr/>
         <w:t xml:space="preserve">This challenge is particularly pronounced across the Global South, where limited digital infrastructure, lower rates of internet access, constrained computing resources, and shortages of AI </w:t>
       </w:r>
+      <w:bookmarkStart w:name="_Int_MgVTSmhX" w:id="1943976942"/>
       <w:r>
         <w:rPr/>
         <w:t>expertise</w:t>
       </w:r>
+      <w:bookmarkEnd w:id="1943976942"/>
       <w:r>
         <w:rPr/>
         <w:t xml:space="preserve"> reduce both the creation of digital language data and the capacity to develop language technologies. </w:t>
@@ -381,7 +311,7 @@
       </w:r>
       <w:r>
         <w:rPr/>
-        <w:t>challenge,</w:t>
+        <w:t>challenge;</w:t>
       </w:r>
       <w:r>
         <w:rPr/>
@@ -1230,6 +1160,9 @@
 <file path=word/intelligence2.xml><?xml version="1.0" encoding="utf-8"?>
 <int2:intelligence xmlns:int2="http://schemas.microsoft.com/office/intelligence/2020/intelligence">
   <int2:observations>
+    <int2:bookmark int2:bookmarkName="_Int_MgVTSmhX" int2:invalidationBookmarkName="" int2:hashCode="s4nYnOhSAw/+QB" int2:id="joRfxvhH">
+      <int2:state int2:type="style" int2:value="Rejected"/>
+    </int2:bookmark>
     <int2:bookmark int2:bookmarkName="_Int_5LkWosvB" int2:invalidationBookmarkName="" int2:hashCode="nuMYQ5D2BZSxBv" int2:id="DlhHat7m">
       <int2:state int2:type="gram" int2:value="Rejected"/>
     </int2:bookmark>
